--- a/ind/docx/013.content.docx
+++ b/ind/docx/013.content.docx
@@ -240,7 +240,6 @@
       </w:r>
       <w:r>
         <w:rPr>
-          <w:b/>
           <w:lang w:val="id_ID" w:bidi="id_ID"/>
         </w:rPr>
         <w:t>berdosa</w:t>
@@ -251,72 +250,48 @@
         </w:rPr>
         <w:t xml:space="preserve">, dan layak dihukum, mereka juga mengatakan kepada orang-orang bahwa Allah akan </w:t>
       </w:r>
-      <w:hyperlink r:id="rId13">
-        <w:r>
-          <w:rPr>
-            <w:lang w:val="id_ID" w:bidi="id_ID"/>
-          </w:rPr>
-          <w:rPr>
-            <w:color w:val="0000EE"/>
-            <w:u w:val="single"/>
-          </w:rPr>
-          <w:t>berbelas</w:t>
-        </w:r>
-      </w:hyperlink>
+      <w:r>
+        <w:rPr>
+          <w:lang w:val="id_ID" w:bidi="id_ID"/>
+        </w:rPr>
+        <w:t>berbelas</w:t>
+      </w:r>
       <w:r>
         <w:rPr>
           <w:lang w:val="id_ID" w:bidi="id_ID"/>
         </w:rPr>
         <w:t xml:space="preserve"> kasihan kepada mereka dan menyelamatkan mereka lagi. Satu pesan penting yang diberikan oleh para nabi kepada orang-orang adalah bahwa Allah akan mengutus seorang </w:t>
       </w:r>
-      <w:hyperlink r:id="rId14">
-        <w:r>
-          <w:rPr>
-            <w:lang w:val="id_ID" w:bidi="id_ID"/>
-          </w:rPr>
-          <w:rPr>
-            <w:color w:val="0000EE"/>
-            <w:u w:val="single"/>
-          </w:rPr>
-          <w:t>raja</w:t>
-        </w:r>
-      </w:hyperlink>
+      <w:r>
+        <w:rPr>
+          <w:lang w:val="id_ID" w:bidi="id_ID"/>
+        </w:rPr>
+        <w:t>raja</w:t>
+      </w:r>
       <w:r>
         <w:rPr>
           <w:lang w:val="id_ID" w:bidi="id_ID"/>
         </w:rPr>
         <w:t xml:space="preserve"> dan </w:t>
       </w:r>
-      <w:hyperlink r:id="rId15">
-        <w:r>
-          <w:rPr>
-            <w:lang w:val="id_ID" w:bidi="id_ID"/>
-          </w:rPr>
-          <w:rPr>
-            <w:color w:val="0000EE"/>
-            <w:u w:val="single"/>
-          </w:rPr>
-          <w:t>Juruselamat</w:t>
-        </w:r>
-      </w:hyperlink>
+      <w:r>
+        <w:rPr>
+          <w:lang w:val="id_ID" w:bidi="id_ID"/>
+        </w:rPr>
+        <w:t>Juruselamat</w:t>
+      </w:r>
       <w:r>
         <w:rPr>
           <w:lang w:val="id_ID" w:bidi="id_ID"/>
         </w:rPr>
         <w:t xml:space="preserve"> yang khusus untuk menolong mereka. Raja dan Juruselamat yang khusus ini disebut </w:t>
       </w:r>
-      <w:hyperlink r:id="rId16">
-        <w:r>
-          <w:rPr>
-            <w:lang w:val="id_ID" w:bidi="id_ID"/>
-          </w:rPr>
-          <w:rPr>
-            <w:color w:val="0000EE"/>
-            <w:u w:val="single"/>
-          </w:rPr>
-          <w:t>Mesias</w:t>
-        </w:r>
-      </w:hyperlink>
+      <w:r>
+        <w:rPr>
+          <w:lang w:val="id_ID" w:bidi="id_ID"/>
+        </w:rPr>
+        <w:t>Mesias</w:t>
+      </w:r>
       <w:r>
         <w:rPr>
           <w:lang w:val="id_ID" w:bidi="id_ID"/>
@@ -337,36 +312,25 @@
         </w:rPr>
         <w:t xml:space="preserve">Pesan yang disampaikan oleh seorang nabi disebut </w:t>
       </w:r>
-      <w:hyperlink r:id="rId17">
-        <w:r>
-          <w:rPr>
-            <w:lang w:val="id_ID" w:bidi="id_ID"/>
-          </w:rPr>
-          <w:rPr>
-            <w:color w:val="0000EE"/>
-            <w:u w:val="single"/>
-          </w:rPr>
-          <w:t xml:space="preserve"> nubuat</w:t>
-        </w:r>
-      </w:hyperlink>
+      <w:r>
+        <w:rPr>
+          <w:b/>
+          <w:lang w:val="id_ID" w:bidi="id_ID"/>
+        </w:rPr>
+        <w:t xml:space="preserve"> nubuat</w:t>
+      </w:r>
       <w:r>
         <w:rPr>
           <w:lang w:val="id_ID" w:bidi="id_ID"/>
         </w:rPr>
         <w:t xml:space="preserve">. Hal-hal yang dikatakan oleh para nabi tentang Mesias, ratusan tahun sebelum Yesus lahir, semua tergenapi dalam Yesus Misalnya, ada sebuah nubuat bahwa Mesias akan lahir di </w:t>
       </w:r>
-      <w:hyperlink r:id="rId18">
-        <w:r>
-          <w:rPr>
-            <w:lang w:val="id_ID" w:bidi="id_ID"/>
-          </w:rPr>
-          <w:rPr>
-            <w:color w:val="0000EE"/>
-            <w:u w:val="single"/>
-          </w:rPr>
-          <w:t>Betlehem</w:t>
-        </w:r>
-      </w:hyperlink>
+      <w:r>
+        <w:rPr>
+          <w:lang w:val="id_ID" w:bidi="id_ID"/>
+        </w:rPr>
+        <w:t>Betlehem</w:t>
+      </w:r>
       <w:r>
         <w:rPr>
           <w:lang w:val="id_ID" w:bidi="id_ID"/>
@@ -387,36 +351,24 @@
         </w:rPr>
         <w:t xml:space="preserve">Para nabi memberikan pesan-pesan Allah kepada orang-orang dengan berbagai cara. Kadang-kadang seorang nabi akan menceritakan sebuah </w:t>
       </w:r>
-      <w:hyperlink r:id="rId19">
-        <w:r>
-          <w:rPr>
-            <w:lang w:val="id_ID" w:bidi="id_ID"/>
-          </w:rPr>
-          <w:rPr>
-            <w:color w:val="0000EE"/>
-            <w:u w:val="single"/>
-          </w:rPr>
-          <w:t>perumpamaan</w:t>
-        </w:r>
-      </w:hyperlink>
+      <w:r>
+        <w:rPr>
+          <w:lang w:val="id_ID" w:bidi="id_ID"/>
+        </w:rPr>
+        <w:t>perumpamaan</w:t>
+      </w:r>
       <w:r>
         <w:rPr>
           <w:lang w:val="id_ID" w:bidi="id_ID"/>
         </w:rPr>
         <w:t xml:space="preserve">, sebuah kisah dengan makna yang khusus, kepada orang-orang. Kadang-kadang nabi itu memperagakan beberapa jenis drama untuk membantu orang-orang memahami pesan itu. Misalnya, Allah mengatakan kepada nabi Yeremia untuk berjalan-jalan untuk beberapa waktu dengan sebuah kuk kayu yang berat di lehernya — sesuatu yang </w:t>
       </w:r>
-      <w:hyperlink r:id="rId20">
-        <w:r>
-          <w:rPr>
-            <w:lang w:val="id_ID" w:bidi="id_ID"/>
-          </w:rPr>
-          <w:rPr>
-            <w:color w:val="0000EE"/>
-            <w:u w:val="single"/>
-          </w:rPr>
-          <w:t>biasanya</w:t>
-        </w:r>
-      </w:hyperlink>
+      <w:r>
+        <w:rPr>
+          <w:lang w:val="id_ID" w:bidi="id_ID"/>
+        </w:rPr>
+        <w:t>biasanya</w:t>
+      </w:r>
       <w:r>
         <w:rPr>
           <w:lang w:val="id_ID" w:bidi="id_ID"/>
@@ -425,7 +377,6 @@
       </w:r>
       <w:r>
         <w:rPr>
-          <w:b/>
           <w:lang w:val="id_ID" w:bidi="id_ID"/>
         </w:rPr>
         <w:t>Israel</w:t>
@@ -450,36 +401,24 @@
         </w:rPr>
         <w:t xml:space="preserve">Allah memberikan pesan-pesan-Nya kepada para nabi melalui kuasa </w:t>
       </w:r>
-      <w:hyperlink r:id="rId21">
-        <w:r>
-          <w:rPr>
-            <w:lang w:val="id_ID" w:bidi="id_ID"/>
-          </w:rPr>
-          <w:rPr>
-            <w:color w:val="0000EE"/>
-            <w:u w:val="single"/>
-          </w:rPr>
-          <w:t>Roh Kudus</w:t>
-        </w:r>
-      </w:hyperlink>
+      <w:r>
+        <w:rPr>
+          <w:lang w:val="id_ID" w:bidi="id_ID"/>
+        </w:rPr>
+        <w:t>Roh Kudus</w:t>
+      </w:r>
       <w:r>
         <w:rPr>
           <w:lang w:val="id_ID" w:bidi="id_ID"/>
         </w:rPr>
         <w:t xml:space="preserve">. Kita tidak tahu persis bagaimana hal ini bekerja. Kadang-kadang, seorang nabi mendapat mimpi atau </w:t>
       </w:r>
-      <w:hyperlink r:id="rId22">
-        <w:r>
-          <w:rPr>
-            <w:lang w:val="id_ID" w:bidi="id_ID"/>
-          </w:rPr>
-          <w:rPr>
-            <w:color w:val="0000EE"/>
-            <w:u w:val="single"/>
-          </w:rPr>
-          <w:t>penglihatan</w:t>
-        </w:r>
-      </w:hyperlink>
+      <w:r>
+        <w:rPr>
+          <w:lang w:val="id_ID" w:bidi="id_ID"/>
+        </w:rPr>
+        <w:t>penglihatan</w:t>
+      </w:r>
       <w:r>
         <w:rPr>
           <w:lang w:val="id_ID" w:bidi="id_ID"/>
@@ -502,7 +441,6 @@
       </w:r>
       <w:r>
         <w:rPr>
-          <w:b/>
           <w:lang w:val="id_ID" w:bidi="id_ID"/>
         </w:rPr>
         <w:t>Yahudi</w:t>
@@ -513,18 +451,12 @@
         </w:rPr>
         <w:t xml:space="preserve"> sering menggunakan kata "para nabi," atau "hukum dan para nabi," untuk merujuk kepada bagian dari Alkitab yang sekarang kita sebut Perjanjian Lama. "</w:t>
       </w:r>
-      <w:hyperlink r:id="rId23">
-        <w:r>
-          <w:rPr>
-            <w:lang w:val="id_ID" w:bidi="id_ID"/>
-          </w:rPr>
-          <w:rPr>
-            <w:color w:val="0000EE"/>
-            <w:u w:val="single"/>
-          </w:rPr>
-          <w:t>Hukum</w:t>
-        </w:r>
-      </w:hyperlink>
+      <w:r>
+        <w:rPr>
+          <w:lang w:val="id_ID" w:bidi="id_ID"/>
+        </w:rPr>
+        <w:t>Hukum</w:t>
+      </w:r>
       <w:r>
         <w:rPr>
           <w:lang w:val="id_ID" w:bidi="id_ID"/>
@@ -627,7 +559,6 @@
       </w:r>
       <w:r>
         <w:rPr>
-          <w:b/>
           <w:lang w:val="id_ID" w:bidi="id_ID"/>
         </w:rPr>
         <w:t>menyembah</w:t>
@@ -652,18 +583,12 @@
         </w:rPr>
         <w:t xml:space="preserve">Dalam Perjanjian Baru, Paulus mengajarkan kepada kita bahwa </w:t>
       </w:r>
-      <w:hyperlink r:id="rId21">
-        <w:r>
-          <w:rPr>
-            <w:lang w:val="id_ID" w:bidi="id_ID"/>
-          </w:rPr>
-          <w:rPr>
-            <w:color w:val="0000EE"/>
-            <w:u w:val="single"/>
-          </w:rPr>
-          <w:t>Roh Kudus</w:t>
-        </w:r>
-      </w:hyperlink>
+      <w:r>
+        <w:rPr>
+          <w:lang w:val="id_ID" w:bidi="id_ID"/>
+        </w:rPr>
+        <w:t>Roh Kudus</w:t>
+      </w:r>
       <w:r>
         <w:rPr>
           <w:lang w:val="id_ID" w:bidi="id_ID"/>
@@ -672,7 +597,6 @@
       </w:r>
       <w:r>
         <w:rPr>
-          <w:b/>
           <w:lang w:val="id_ID" w:bidi="id_ID"/>
         </w:rPr>
         <w:t>orang-orang percaya</w:t>
@@ -732,18 +656,12 @@
         </w:rPr>
         <w:t xml:space="preserve">Berhati-hatilah bahwa orang-orang tidak akan bingung dengan kata yang telah saudara pilih untuk </w:t>
       </w:r>
-      <w:hyperlink r:id="rId24">
-        <w:r>
-          <w:rPr>
-            <w:lang w:val="id_ID" w:bidi="id_ID"/>
-          </w:rPr>
-          <w:rPr>
-            <w:color w:val="0000EE"/>
-            <w:u w:val="single"/>
-          </w:rPr>
-          <w:t>malaikat</w:t>
-        </w:r>
-      </w:hyperlink>
+      <w:r>
+        <w:rPr>
+          <w:lang w:val="id_ID" w:bidi="id_ID"/>
+        </w:rPr>
+        <w:t>malaikat</w:t>
+      </w:r>
       <w:r>
         <w:rPr>
           <w:lang w:val="id_ID" w:bidi="id_ID"/>
@@ -847,90 +765,60 @@
         </w:rPr>
         <w:t xml:space="preserve"> adalah sebuah kota kecil di wilayah </w:t>
       </w:r>
-      <w:hyperlink r:id="rId25">
-        <w:r>
-          <w:rPr>
-            <w:lang w:val="id_ID" w:bidi="id_ID"/>
-          </w:rPr>
-          <w:rPr>
-            <w:color w:val="0000EE"/>
-            <w:u w:val="single"/>
-          </w:rPr>
-          <w:t>Galilea</w:t>
-        </w:r>
-      </w:hyperlink>
+      <w:r>
+        <w:rPr>
+          <w:lang w:val="id_ID" w:bidi="id_ID"/>
+        </w:rPr>
+        <w:t>Galilea</w:t>
+      </w:r>
       <w:r>
         <w:rPr>
           <w:lang w:val="id_ID" w:bidi="id_ID"/>
         </w:rPr>
         <w:t xml:space="preserve">, di Israel </w:t>
       </w:r>
-      <w:hyperlink r:id="rId26">
-        <w:r>
-          <w:rPr>
-            <w:lang w:val="id_ID" w:bidi="id_ID"/>
-          </w:rPr>
-          <w:rPr>
-            <w:color w:val="0000EE"/>
-            <w:u w:val="single"/>
-          </w:rPr>
-          <w:t>utara</w:t>
-        </w:r>
-      </w:hyperlink>
+      <w:r>
+        <w:rPr>
+          <w:lang w:val="id_ID" w:bidi="id_ID"/>
+        </w:rPr>
+        <w:t>utara</w:t>
+      </w:r>
       <w:r>
         <w:rPr>
           <w:lang w:val="id_ID" w:bidi="id_ID"/>
         </w:rPr>
         <w:t xml:space="preserve">. Nazaret tidak muncul dalam Perjanjian Lama, dan pertama kalinya kita mendengar tentang kota ini adalah ketika kita mendengar bahwa </w:t>
       </w:r>
-      <w:hyperlink r:id="rId27">
-        <w:r>
-          <w:rPr>
-            <w:lang w:val="id_ID" w:bidi="id_ID"/>
-          </w:rPr>
-          <w:rPr>
-            <w:color w:val="0000EE"/>
-            <w:u w:val="single"/>
-          </w:rPr>
-          <w:t>Maria</w:t>
-        </w:r>
-      </w:hyperlink>
+      <w:r>
+        <w:rPr>
+          <w:lang w:val="id_ID" w:bidi="id_ID"/>
+        </w:rPr>
+        <w:t>Maria</w:t>
+      </w:r>
       <w:r>
         <w:rPr>
           <w:lang w:val="id_ID" w:bidi="id_ID"/>
         </w:rPr>
         <w:t xml:space="preserve"> dan Yusuf, orang tua Yesus, berasal dari Nazaret. Yesus lahir di sebuah desa bernama </w:t>
       </w:r>
-      <w:hyperlink r:id="rId18">
-        <w:r>
-          <w:rPr>
-            <w:lang w:val="id_ID" w:bidi="id_ID"/>
-          </w:rPr>
-          <w:rPr>
-            <w:color w:val="0000EE"/>
-            <w:u w:val="single"/>
-          </w:rPr>
-          <w:t>Betlehem</w:t>
-        </w:r>
-      </w:hyperlink>
+      <w:r>
+        <w:rPr>
+          <w:lang w:val="id_ID" w:bidi="id_ID"/>
+        </w:rPr>
+        <w:t>Betlehem</w:t>
+      </w:r>
       <w:r>
         <w:rPr>
           <w:lang w:val="id_ID" w:bidi="id_ID"/>
         </w:rPr>
         <w:t xml:space="preserve">, di </w:t>
       </w:r>
-      <w:hyperlink r:id="rId28">
-        <w:r>
-          <w:rPr>
-            <w:lang w:val="id_ID" w:bidi="id_ID"/>
-          </w:rPr>
-          <w:rPr>
-            <w:color w:val="0000EE"/>
-            <w:u w:val="single"/>
-          </w:rPr>
-          <w:t>Yudea</w:t>
-        </w:r>
-      </w:hyperlink>
+      <w:r>
+        <w:rPr>
+          <w:lang w:val="id_ID" w:bidi="id_ID"/>
+        </w:rPr>
+        <w:t>Yudea</w:t>
+      </w:r>
       <w:r>
         <w:rPr>
           <w:lang w:val="id_ID" w:bidi="id_ID"/>
@@ -939,7 +827,6 @@
       </w:r>
       <w:r>
         <w:rPr>
-          <w:b/>
           <w:lang w:val="id_ID" w:bidi="id_ID"/>
         </w:rPr>
         <w:t>Orang-orang Yahudi</w:t>
@@ -1013,7 +900,6 @@
       </w:r>
       <w:r>
         <w:rPr>
-          <w:b/>
           <w:lang w:val="id_ID" w:bidi="id_ID"/>
         </w:rPr>
         <w:t>dihukum</w:t>
@@ -1040,7 +926,6 @@
       </w:r>
       <w:r>
         <w:rPr>
-          <w:b/>
           <w:lang w:val="id_ID" w:bidi="id_ID"/>
         </w:rPr>
         <w:t>Kristen</w:t>
@@ -1053,7 +938,6 @@
       </w:r>
       <w:r>
         <w:rPr>
-          <w:b/>
           <w:lang w:val="id_ID" w:bidi="id_ID"/>
         </w:rPr>
         <w:t>percaya</w:t>
@@ -1064,18 +948,12 @@
         </w:rPr>
         <w:t xml:space="preserve"> kepada Yesus akan pergi ke </w:t>
       </w:r>
-      <w:hyperlink r:id="rId29">
-        <w:r>
-          <w:rPr>
-            <w:lang w:val="id_ID" w:bidi="id_ID"/>
-          </w:rPr>
-          <w:rPr>
-            <w:color w:val="0000EE"/>
-            <w:u w:val="single"/>
-          </w:rPr>
-          <w:t>surga</w:t>
-        </w:r>
-      </w:hyperlink>
+      <w:r>
+        <w:rPr>
+          <w:lang w:val="id_ID" w:bidi="id_ID"/>
+        </w:rPr>
+        <w:t>surga</w:t>
+      </w:r>
       <w:r>
         <w:rPr>
           <w:lang w:val="id_ID" w:bidi="id_ID"/>
@@ -1102,18 +980,12 @@
         </w:rPr>
         <w:t>," atau "</w:t>
       </w:r>
-      <w:hyperlink r:id="rId30">
-        <w:r>
-          <w:rPr>
-            <w:lang w:val="id_ID" w:bidi="id_ID"/>
-          </w:rPr>
-          <w:rPr>
-            <w:color w:val="0000EE"/>
-            <w:u w:val="single"/>
-          </w:rPr>
-          <w:t>Sheol</w:t>
-        </w:r>
-      </w:hyperlink>
+      <w:r>
+        <w:rPr>
+          <w:lang w:val="id_ID" w:bidi="id_ID"/>
+        </w:rPr>
+        <w:t>Sheol</w:t>
+      </w:r>
       <w:r>
         <w:rPr>
           <w:lang w:val="id_ID" w:bidi="id_ID"/>
@@ -1136,7 +1008,6 @@
       </w:r>
       <w:r>
         <w:rPr>
-          <w:b/>
           <w:lang w:val="id_ID" w:bidi="id_ID"/>
         </w:rPr>
         <w:t>Yunani</w:t>
@@ -1147,18 +1018,12 @@
         </w:rPr>
         <w:t xml:space="preserve"> "</w:t>
       </w:r>
-      <w:hyperlink r:id="rId31">
-        <w:r>
-          <w:rPr>
-            <w:lang w:val="id_ID" w:bidi="id_ID"/>
-          </w:rPr>
-          <w:rPr>
-            <w:color w:val="0000EE"/>
-            <w:u w:val="single"/>
-          </w:rPr>
-          <w:t>Hades</w:t>
-        </w:r>
-      </w:hyperlink>
+      <w:r>
+        <w:rPr>
+          <w:lang w:val="id_ID" w:bidi="id_ID"/>
+        </w:rPr>
+        <w:t>Hades</w:t>
+      </w:r>
       <w:r>
         <w:rPr>
           <w:lang w:val="id_ID" w:bidi="id_ID"/>
@@ -1179,54 +1044,36 @@
         </w:rPr>
         <w:t xml:space="preserve">Yesus mengatakan kepada orang-orang bahwa setelah kematian orang-orang akan masuk ke dalam </w:t>
       </w:r>
-      <w:hyperlink r:id="rId32">
-        <w:r>
-          <w:rPr>
-            <w:lang w:val="id_ID" w:bidi="id_ID"/>
-          </w:rPr>
-          <w:rPr>
-            <w:color w:val="0000EE"/>
-            <w:u w:val="single"/>
-          </w:rPr>
-          <w:t>kerajaan Allah</w:t>
-        </w:r>
-      </w:hyperlink>
+      <w:r>
+        <w:rPr>
+          <w:lang w:val="id_ID" w:bidi="id_ID"/>
+        </w:rPr>
+        <w:t>kerajaan Allah</w:t>
+      </w:r>
       <w:r>
         <w:rPr>
           <w:lang w:val="id_ID" w:bidi="id_ID"/>
         </w:rPr>
         <w:t xml:space="preserve">, atau mereka akan masuk ke dalam neraka. Kata neraka dalam bahasa Yunani berasal dari nama tempat di dekat </w:t>
       </w:r>
-      <w:hyperlink r:id="rId33">
-        <w:r>
-          <w:rPr>
-            <w:lang w:val="id_ID" w:bidi="id_ID"/>
-          </w:rPr>
-          <w:rPr>
-            <w:color w:val="0000EE"/>
-            <w:u w:val="single"/>
-          </w:rPr>
-          <w:t>Yerusalem</w:t>
-        </w:r>
-      </w:hyperlink>
+      <w:r>
+        <w:rPr>
+          <w:lang w:val="id_ID" w:bidi="id_ID"/>
+        </w:rPr>
+        <w:t>Yerusalem</w:t>
+      </w:r>
       <w:r>
         <w:rPr>
           <w:lang w:val="id_ID" w:bidi="id_ID"/>
         </w:rPr>
         <w:t xml:space="preserve"> di mana pada satu titik dalam sejarah mereka orang-orang </w:t>
       </w:r>
-      <w:hyperlink r:id="rId26">
-        <w:r>
-          <w:rPr>
-            <w:lang w:val="id_ID" w:bidi="id_ID"/>
-          </w:rPr>
-          <w:rPr>
-            <w:color w:val="0000EE"/>
-            <w:u w:val="single"/>
-          </w:rPr>
-          <w:t>Israel</w:t>
-        </w:r>
-      </w:hyperlink>
+      <w:r>
+        <w:rPr>
+          <w:lang w:val="id_ID" w:bidi="id_ID"/>
+        </w:rPr>
+        <w:t>Israel</w:t>
+      </w:r>
       <w:r>
         <w:rPr>
           <w:lang w:val="id_ID" w:bidi="id_ID"/>
@@ -1247,18 +1094,12 @@
         </w:rPr>
         <w:t xml:space="preserve">Yesus mengajarkan bahwa neraka juga adalah tempat di mana </w:t>
       </w:r>
-      <w:hyperlink r:id="rId34">
-        <w:r>
-          <w:rPr>
-            <w:lang w:val="id_ID" w:bidi="id_ID"/>
-          </w:rPr>
-          <w:rPr>
-            <w:color w:val="0000EE"/>
-            <w:u w:val="single"/>
-          </w:rPr>
-          <w:t>Iblis</w:t>
-        </w:r>
-      </w:hyperlink>
+      <w:r>
+        <w:rPr>
+          <w:lang w:val="id_ID" w:bidi="id_ID"/>
+        </w:rPr>
+        <w:t>Iblis</w:t>
+      </w:r>
       <w:r>
         <w:rPr>
           <w:lang w:val="id_ID" w:bidi="id_ID"/>
@@ -1267,7 +1108,6 @@
       </w:r>
       <w:r>
         <w:rPr>
-          <w:b/>
           <w:lang w:val="id_ID" w:bidi="id_ID"/>
         </w:rPr>
         <w:t>setan</w:t>
@@ -1326,18 +1166,12 @@
         </w:rPr>
         <w:t xml:space="preserve">Seorang </w:t>
       </w:r>
-      <w:hyperlink r:id="rId35">
-        <w:r>
-          <w:rPr>
-            <w:lang w:val="id_ID" w:bidi="id_ID"/>
-          </w:rPr>
-          <w:rPr>
-            <w:color w:val="0000EE"/>
-            <w:u w:val="single"/>
-          </w:rPr>
-          <w:t>nabi</w:t>
-        </w:r>
-      </w:hyperlink>
+      <w:r>
+        <w:rPr>
+          <w:lang w:val="id_ID" w:bidi="id_ID"/>
+        </w:rPr>
+        <w:t>nabi</w:t>
+      </w:r>
       <w:r>
         <w:rPr>
           <w:lang w:val="id_ID" w:bidi="id_ID"/>
@@ -1385,72 +1219,48 @@
         </w:rPr>
         <w:t xml:space="preserve">Nubuat itu juga memberikan harapan dan dorongan kepada orang-orang. Satu pesan penting yang diberikan oleh para nabi kepada umat manusia adalah bahwa Allah akan mengutus seorang </w:t>
       </w:r>
-      <w:hyperlink r:id="rId14">
-        <w:r>
-          <w:rPr>
-            <w:lang w:val="id_ID" w:bidi="id_ID"/>
-          </w:rPr>
-          <w:rPr>
-            <w:color w:val="0000EE"/>
-            <w:u w:val="single"/>
-          </w:rPr>
-          <w:t>raja</w:t>
-        </w:r>
-      </w:hyperlink>
+      <w:r>
+        <w:rPr>
+          <w:lang w:val="id_ID" w:bidi="id_ID"/>
+        </w:rPr>
+        <w:t>raja</w:t>
+      </w:r>
       <w:r>
         <w:rPr>
           <w:lang w:val="id_ID" w:bidi="id_ID"/>
         </w:rPr>
         <w:t xml:space="preserve"> dan </w:t>
       </w:r>
-      <w:hyperlink r:id="rId15">
-        <w:r>
-          <w:rPr>
-            <w:lang w:val="id_ID" w:bidi="id_ID"/>
-          </w:rPr>
-          <w:rPr>
-            <w:color w:val="0000EE"/>
-            <w:u w:val="single"/>
-          </w:rPr>
-          <w:t>Juruselamat</w:t>
-        </w:r>
-      </w:hyperlink>
+      <w:r>
+        <w:rPr>
+          <w:lang w:val="id_ID" w:bidi="id_ID"/>
+        </w:rPr>
+        <w:t>Juruselamat</w:t>
+      </w:r>
       <w:r>
         <w:rPr>
           <w:lang w:val="id_ID" w:bidi="id_ID"/>
         </w:rPr>
         <w:t xml:space="preserve"> yang khusus untuk menolong mereka. Raja dan Juruselamat yang khusus ini disebut </w:t>
       </w:r>
-      <w:hyperlink r:id="rId16">
-        <w:r>
-          <w:rPr>
-            <w:lang w:val="id_ID" w:bidi="id_ID"/>
-          </w:rPr>
-          <w:rPr>
-            <w:color w:val="0000EE"/>
-            <w:u w:val="single"/>
-          </w:rPr>
-          <w:t>Mesias</w:t>
-        </w:r>
-      </w:hyperlink>
+      <w:r>
+        <w:rPr>
+          <w:lang w:val="id_ID" w:bidi="id_ID"/>
+        </w:rPr>
+        <w:t>Mesias</w:t>
+      </w:r>
       <w:r>
         <w:rPr>
           <w:lang w:val="id_ID" w:bidi="id_ID"/>
         </w:rPr>
         <w:t xml:space="preserve">. Hal-hal yang dikatakan oleh para nabi tentang Mesias, ratusan tahun sebelum Yesus lahir, semua tergenapi dalam Yesus Misalnya, ada sebuah nubuat bahwa Mesias akan lahir di </w:t>
       </w:r>
-      <w:hyperlink r:id="rId18">
-        <w:r>
-          <w:rPr>
-            <w:lang w:val="id_ID" w:bidi="id_ID"/>
-          </w:rPr>
-          <w:rPr>
-            <w:color w:val="0000EE"/>
-            <w:u w:val="single"/>
-          </w:rPr>
-          <w:t>Betlehem</w:t>
-        </w:r>
-      </w:hyperlink>
+      <w:r>
+        <w:rPr>
+          <w:lang w:val="id_ID" w:bidi="id_ID"/>
+        </w:rPr>
+        <w:t>Betlehem</w:t>
+      </w:r>
       <w:r>
         <w:rPr>
           <w:lang w:val="id_ID" w:bidi="id_ID"/>
@@ -1471,18 +1281,12 @@
         </w:rPr>
         <w:t xml:space="preserve">Dalam Perjanjian Baru, Paulus mengajarkan kepada kita bahwa </w:t>
       </w:r>
-      <w:hyperlink r:id="rId21">
-        <w:r>
-          <w:rPr>
-            <w:lang w:val="id_ID" w:bidi="id_ID"/>
-          </w:rPr>
-          <w:rPr>
-            <w:color w:val="0000EE"/>
-            <w:u w:val="single"/>
-          </w:rPr>
-          <w:t>Roh Kudus</w:t>
-        </w:r>
-      </w:hyperlink>
+      <w:r>
+        <w:rPr>
+          <w:lang w:val="id_ID" w:bidi="id_ID"/>
+        </w:rPr>
+        <w:t>Roh Kudus</w:t>
+      </w:r>
       <w:r>
         <w:rPr>
           <w:lang w:val="id_ID" w:bidi="id_ID"/>
@@ -1491,7 +1295,6 @@
       </w:r>
       <w:r>
         <w:rPr>
-          <w:b/>
           <w:lang w:val="id_ID" w:bidi="id_ID"/>
         </w:rPr>
         <w:t>orang percaya</w:t>
@@ -1502,18 +1305,12 @@
         </w:rPr>
         <w:t xml:space="preserve"> ini beberapa pengetahuan atau pengertian yang khusus yang adalah untuk kebaikan </w:t>
       </w:r>
-      <w:hyperlink r:id="rId36">
-        <w:r>
-          <w:rPr>
-            <w:lang w:val="id_ID" w:bidi="id_ID"/>
-          </w:rPr>
-          <w:rPr>
-            <w:color w:val="0000EE"/>
-            <w:u w:val="single"/>
-          </w:rPr>
-          <w:t>gereja</w:t>
-        </w:r>
-      </w:hyperlink>
+      <w:r>
+        <w:rPr>
+          <w:lang w:val="id_ID" w:bidi="id_ID"/>
+        </w:rPr>
+        <w:t>gereja</w:t>
+      </w:r>
       <w:r>
         <w:rPr>
           <w:lang w:val="id_ID" w:bidi="id_ID"/>
